--- a/relatorio/relatorio_final.docx
+++ b/relatorio/relatorio_final.docx
@@ -847,7 +847,7 @@
           <w:color w:val="000000"/>
           <w:sz w:val="22"/>
         </w:rPr>
-        <w:t>O objetivo foi construir um pipeline capaz de obter cenas reais, preparar dados, calcular indicadores de vegetação, criar rótulos explicáveis e apresentar os resultados em tabela, gráficos e mapa.</w:t>
+        <w:t>O objetivo foi construir um pipeline capaz de obter cenas reais, preparar dados, calcular indicadores de vegetação, criar rótulos explicáveis e apresentar os resultados em tabela e gráficos.</w:t>
       </w:r>
     </w:p>
     <w:p>
